--- a/БСТ2252_БалашовРА_ПИС_ЛР1.docx
+++ b/БСТ2252_БалашовРА_ПИС_ЛР1.docx
@@ -629,6 +629,14 @@
           <w:szCs w:val="24"/>
           <w:u w:val="single"/>
         </w:rPr>
+        <w:t>Сергеев А.Е.</w:t>
+      </w:r>
+      <w:r>
+        <w:rPr>
+          <w:sz w:val="24"/>
+          <w:szCs w:val="24"/>
+          <w:u w:val="single"/>
+        </w:rPr>
         <w:tab/>
       </w:r>
     </w:p>
@@ -704,6 +712,354 @@
         <w:t>Москва 2026 г.</w:t>
       </w:r>
     </w:p>
+    <w:p>
+      <w:pPr>
+        <w:spacing w:line="360" w:lineRule="auto"/>
+        <w:jc w:val="both"/>
+        <w:rPr>
+          <w:b/>
+          <w:bCs/>
+          <w:sz w:val="28"/>
+          <w:szCs w:val="28"/>
+        </w:rPr>
+      </w:pPr>
+      <w:r>
+        <w:rPr>
+          <w:b/>
+          <w:bCs/>
+          <w:sz w:val="28"/>
+          <w:szCs w:val="28"/>
+        </w:rPr>
+        <w:lastRenderedPageBreak/>
+        <w:t>Цель работы:</w:t>
+      </w:r>
+    </w:p>
+    <w:p>
+      <w:pPr>
+        <w:spacing w:line="360" w:lineRule="auto"/>
+        <w:jc w:val="both"/>
+        <w:rPr>
+          <w:iCs/>
+          <w:sz w:val="28"/>
+          <w:szCs w:val="28"/>
+        </w:rPr>
+      </w:pPr>
+      <w:r>
+        <w:rPr>
+          <w:iCs/>
+          <w:sz w:val="28"/>
+          <w:szCs w:val="28"/>
+        </w:rPr>
+        <w:t xml:space="preserve">Изучить основы языка Python, научиться запускать простые программы, установить </w:t>
+      </w:r>
+      <w:proofErr w:type="spellStart"/>
+      <w:r>
+        <w:rPr>
+          <w:iCs/>
+          <w:sz w:val="28"/>
+          <w:szCs w:val="28"/>
+        </w:rPr>
+        <w:t>Django</w:t>
+      </w:r>
+      <w:proofErr w:type="spellEnd"/>
+      <w:r>
+        <w:rPr>
+          <w:iCs/>
+          <w:sz w:val="28"/>
+          <w:szCs w:val="28"/>
+        </w:rPr>
+        <w:t>, создать проект и ознакомиться с административной панелью.</w:t>
+      </w:r>
+    </w:p>
+    <w:p>
+      <w:pPr>
+        <w:spacing w:line="360" w:lineRule="auto"/>
+        <w:jc w:val="both"/>
+        <w:rPr>
+          <w:b/>
+          <w:bCs/>
+          <w:iCs/>
+          <w:sz w:val="28"/>
+          <w:szCs w:val="28"/>
+          <w:u w:val="single"/>
+        </w:rPr>
+      </w:pPr>
+    </w:p>
+    <w:p>
+      <w:pPr>
+        <w:spacing w:line="360" w:lineRule="auto"/>
+        <w:jc w:val="both"/>
+        <w:rPr>
+          <w:b/>
+          <w:bCs/>
+          <w:iCs/>
+          <w:sz w:val="28"/>
+          <w:szCs w:val="28"/>
+        </w:rPr>
+      </w:pPr>
+      <w:r>
+        <w:rPr>
+          <w:b/>
+          <w:bCs/>
+          <w:iCs/>
+          <w:sz w:val="28"/>
+          <w:szCs w:val="28"/>
+        </w:rPr>
+        <w:t>Задачи:</w:t>
+      </w:r>
+    </w:p>
+    <w:p>
+      <w:pPr>
+        <w:pStyle w:val="a6"/>
+        <w:numPr>
+          <w:ilvl w:val="0"/>
+          <w:numId w:val="3"/>
+        </w:numPr>
+        <w:spacing w:line="360" w:lineRule="auto"/>
+        <w:jc w:val="both"/>
+        <w:rPr>
+          <w:iCs/>
+          <w:sz w:val="28"/>
+          <w:szCs w:val="28"/>
+        </w:rPr>
+      </w:pPr>
+      <w:r>
+        <w:rPr>
+          <w:iCs/>
+          <w:sz w:val="28"/>
+          <w:szCs w:val="28"/>
+        </w:rPr>
+        <w:t>Создать и запустить простую программу на Python.</w:t>
+      </w:r>
+    </w:p>
+    <w:p>
+      <w:pPr>
+        <w:pStyle w:val="a6"/>
+        <w:numPr>
+          <w:ilvl w:val="0"/>
+          <w:numId w:val="3"/>
+        </w:numPr>
+        <w:spacing w:line="360" w:lineRule="auto"/>
+        <w:jc w:val="both"/>
+        <w:rPr>
+          <w:iCs/>
+          <w:sz w:val="28"/>
+          <w:szCs w:val="28"/>
+        </w:rPr>
+      </w:pPr>
+      <w:r>
+        <w:rPr>
+          <w:iCs/>
+          <w:sz w:val="28"/>
+          <w:szCs w:val="28"/>
+        </w:rPr>
+        <w:t>Создать программу со списком студентов.</w:t>
+      </w:r>
+    </w:p>
+    <w:p>
+      <w:pPr>
+        <w:pStyle w:val="a6"/>
+        <w:numPr>
+          <w:ilvl w:val="0"/>
+          <w:numId w:val="3"/>
+        </w:numPr>
+        <w:spacing w:line="360" w:lineRule="auto"/>
+        <w:jc w:val="both"/>
+        <w:rPr>
+          <w:iCs/>
+          <w:sz w:val="28"/>
+          <w:szCs w:val="28"/>
+        </w:rPr>
+      </w:pPr>
+      <w:r>
+        <w:rPr>
+          <w:iCs/>
+          <w:sz w:val="28"/>
+          <w:szCs w:val="28"/>
+        </w:rPr>
+        <w:t>Реализовать вывод студентов и фильтрацию по среднему баллу.</w:t>
+      </w:r>
+    </w:p>
+    <w:p>
+      <w:pPr>
+        <w:pStyle w:val="a6"/>
+        <w:numPr>
+          <w:ilvl w:val="0"/>
+          <w:numId w:val="3"/>
+        </w:numPr>
+        <w:spacing w:line="360" w:lineRule="auto"/>
+        <w:jc w:val="both"/>
+        <w:rPr>
+          <w:iCs/>
+          <w:sz w:val="28"/>
+          <w:szCs w:val="28"/>
+        </w:rPr>
+      </w:pPr>
+      <w:r>
+        <w:rPr>
+          <w:iCs/>
+          <w:sz w:val="28"/>
+          <w:szCs w:val="28"/>
+        </w:rPr>
+        <w:t xml:space="preserve">Установить </w:t>
+      </w:r>
+      <w:proofErr w:type="spellStart"/>
+      <w:r>
+        <w:rPr>
+          <w:iCs/>
+          <w:sz w:val="28"/>
+          <w:szCs w:val="28"/>
+        </w:rPr>
+        <w:t>Django</w:t>
+      </w:r>
+      <w:proofErr w:type="spellEnd"/>
+      <w:r>
+        <w:rPr>
+          <w:iCs/>
+          <w:sz w:val="28"/>
+          <w:szCs w:val="28"/>
+        </w:rPr>
+        <w:t xml:space="preserve"> и проверить его работу.</w:t>
+      </w:r>
+    </w:p>
+    <w:p>
+      <w:pPr>
+        <w:pStyle w:val="a6"/>
+        <w:numPr>
+          <w:ilvl w:val="0"/>
+          <w:numId w:val="3"/>
+        </w:numPr>
+        <w:spacing w:line="360" w:lineRule="auto"/>
+        <w:jc w:val="both"/>
+        <w:rPr>
+          <w:iCs/>
+          <w:sz w:val="28"/>
+          <w:szCs w:val="28"/>
+        </w:rPr>
+      </w:pPr>
+      <w:r>
+        <w:rPr>
+          <w:iCs/>
+          <w:sz w:val="28"/>
+          <w:szCs w:val="28"/>
+        </w:rPr>
+        <w:t xml:space="preserve">Создать </w:t>
+      </w:r>
+      <w:proofErr w:type="spellStart"/>
+      <w:r>
+        <w:rPr>
+          <w:iCs/>
+          <w:sz w:val="28"/>
+          <w:szCs w:val="28"/>
+        </w:rPr>
+        <w:t>Django</w:t>
+      </w:r>
+      <w:proofErr w:type="spellEnd"/>
+      <w:r>
+        <w:rPr>
+          <w:iCs/>
+          <w:sz w:val="28"/>
+          <w:szCs w:val="28"/>
+        </w:rPr>
+        <w:t>-проект.</w:t>
+      </w:r>
+    </w:p>
+    <w:p>
+      <w:pPr>
+        <w:pStyle w:val="a6"/>
+        <w:numPr>
+          <w:ilvl w:val="0"/>
+          <w:numId w:val="3"/>
+        </w:numPr>
+        <w:spacing w:line="360" w:lineRule="auto"/>
+        <w:jc w:val="both"/>
+        <w:rPr>
+          <w:iCs/>
+          <w:sz w:val="28"/>
+          <w:szCs w:val="28"/>
+        </w:rPr>
+      </w:pPr>
+      <w:r>
+        <w:rPr>
+          <w:iCs/>
+          <w:sz w:val="28"/>
+          <w:szCs w:val="28"/>
+        </w:rPr>
+        <w:t>Запустить сервер разработки.</w:t>
+      </w:r>
+    </w:p>
+    <w:p>
+      <w:pPr>
+        <w:pStyle w:val="a6"/>
+        <w:numPr>
+          <w:ilvl w:val="0"/>
+          <w:numId w:val="3"/>
+        </w:numPr>
+        <w:spacing w:line="360" w:lineRule="auto"/>
+        <w:jc w:val="both"/>
+        <w:rPr>
+          <w:iCs/>
+          <w:sz w:val="28"/>
+          <w:szCs w:val="28"/>
+        </w:rPr>
+      </w:pPr>
+      <w:r>
+        <w:rPr>
+          <w:iCs/>
+          <w:sz w:val="28"/>
+          <w:szCs w:val="28"/>
+        </w:rPr>
+        <w:t>Выполнить миграции базы данных.</w:t>
+      </w:r>
+    </w:p>
+    <w:p>
+      <w:pPr>
+        <w:pStyle w:val="a6"/>
+        <w:numPr>
+          <w:ilvl w:val="0"/>
+          <w:numId w:val="3"/>
+        </w:numPr>
+        <w:spacing w:line="360" w:lineRule="auto"/>
+        <w:jc w:val="both"/>
+        <w:rPr>
+          <w:iCs/>
+          <w:sz w:val="28"/>
+          <w:szCs w:val="28"/>
+        </w:rPr>
+      </w:pPr>
+      <w:r>
+        <w:rPr>
+          <w:iCs/>
+          <w:sz w:val="28"/>
+          <w:szCs w:val="28"/>
+        </w:rPr>
+        <w:t>Создать суперпользователя.</w:t>
+      </w:r>
+    </w:p>
+    <w:p>
+      <w:pPr>
+        <w:pStyle w:val="a6"/>
+        <w:numPr>
+          <w:ilvl w:val="0"/>
+          <w:numId w:val="3"/>
+        </w:numPr>
+        <w:spacing w:line="360" w:lineRule="auto"/>
+        <w:jc w:val="both"/>
+        <w:rPr>
+          <w:iCs/>
+          <w:sz w:val="28"/>
+          <w:szCs w:val="28"/>
+        </w:rPr>
+      </w:pPr>
+      <w:r>
+        <w:rPr>
+          <w:iCs/>
+          <w:sz w:val="28"/>
+          <w:szCs w:val="28"/>
+        </w:rPr>
+        <w:t>Зайти в административную панель и поработать с пользователями.</w:t>
+      </w:r>
+    </w:p>
     <w:p/>
     <w:p>
       <w:pPr>
@@ -712,96 +1068,197 @@
           <w:szCs w:val="28"/>
         </w:rPr>
       </w:pPr>
-      <w:r>
-        <w:rPr>
-          <w:sz w:val="28"/>
-          <w:szCs w:val="28"/>
-        </w:rPr>
-        <w:t>Напишите функцию фильтрации студентов по средней оценке (так чтобы</w:t>
-      </w:r>
-      <w:r>
-        <w:rPr>
-          <w:sz w:val="28"/>
-          <w:szCs w:val="28"/>
-        </w:rPr>
-        <w:t xml:space="preserve"> </w:t>
-      </w:r>
-      <w:r>
-        <w:rPr>
-          <w:sz w:val="28"/>
-          <w:szCs w:val="28"/>
-        </w:rPr>
-        <w:t>функция возвращала всех студентов выше заданного в параметрах</w:t>
-      </w:r>
-      <w:r>
-        <w:rPr>
-          <w:sz w:val="28"/>
-          <w:szCs w:val="28"/>
-        </w:rPr>
-        <w:t xml:space="preserve"> </w:t>
-      </w:r>
-      <w:r>
-        <w:rPr>
-          <w:sz w:val="28"/>
-          <w:szCs w:val="28"/>
-        </w:rPr>
-        <w:t>функции среднего балла). Примерная схема работы функции: создание</w:t>
-      </w:r>
-      <w:r>
-        <w:rPr>
-          <w:sz w:val="28"/>
-          <w:szCs w:val="28"/>
-        </w:rPr>
-        <w:t xml:space="preserve"> </w:t>
-      </w:r>
-      <w:r>
-        <w:rPr>
-          <w:sz w:val="28"/>
-          <w:szCs w:val="28"/>
-        </w:rPr>
-        <w:t>пустого массива, куда будут добавляться все студенты, прошедшие</w:t>
-      </w:r>
-      <w:r>
-        <w:rPr>
-          <w:sz w:val="28"/>
-          <w:szCs w:val="28"/>
-        </w:rPr>
-        <w:t xml:space="preserve"> </w:t>
-      </w:r>
-      <w:r>
-        <w:rPr>
-          <w:sz w:val="28"/>
-          <w:szCs w:val="28"/>
-        </w:rPr>
-        <w:t>фильтрацию; запуск цикла, в каждой итерации которого необходимо</w:t>
-      </w:r>
-      <w:r>
-        <w:rPr>
-          <w:sz w:val="28"/>
-          <w:szCs w:val="28"/>
-        </w:rPr>
-        <w:t xml:space="preserve"> </w:t>
-      </w:r>
-      <w:r>
-        <w:rPr>
-          <w:sz w:val="28"/>
-          <w:szCs w:val="28"/>
-        </w:rPr>
-        <w:t>считать среднюю оценку текущего студента и сравнивать с тем</w:t>
-      </w:r>
-      <w:r>
-        <w:rPr>
-          <w:sz w:val="28"/>
-          <w:szCs w:val="28"/>
-        </w:rPr>
-        <w:t xml:space="preserve"> </w:t>
-      </w:r>
-      <w:r>
-        <w:rPr>
-          <w:sz w:val="28"/>
-          <w:szCs w:val="28"/>
-        </w:rPr>
-        <w:t>значением, что передано в качестве параметра</w:t>
+    </w:p>
+    <w:p>
+      <w:pPr>
+        <w:rPr>
+          <w:sz w:val="28"/>
+          <w:szCs w:val="28"/>
+        </w:rPr>
+      </w:pPr>
+    </w:p>
+    <w:p>
+      <w:pPr>
+        <w:rPr>
+          <w:sz w:val="28"/>
+          <w:szCs w:val="28"/>
+        </w:rPr>
+      </w:pPr>
+    </w:p>
+    <w:p>
+      <w:pPr>
+        <w:rPr>
+          <w:sz w:val="28"/>
+          <w:szCs w:val="28"/>
+        </w:rPr>
+      </w:pPr>
+    </w:p>
+    <w:p>
+      <w:pPr>
+        <w:rPr>
+          <w:sz w:val="28"/>
+          <w:szCs w:val="28"/>
+        </w:rPr>
+      </w:pPr>
+    </w:p>
+    <w:p>
+      <w:pPr>
+        <w:rPr>
+          <w:sz w:val="28"/>
+          <w:szCs w:val="28"/>
+        </w:rPr>
+      </w:pPr>
+    </w:p>
+    <w:p>
+      <w:pPr>
+        <w:rPr>
+          <w:sz w:val="28"/>
+          <w:szCs w:val="28"/>
+        </w:rPr>
+      </w:pPr>
+    </w:p>
+    <w:p>
+      <w:pPr>
+        <w:rPr>
+          <w:sz w:val="28"/>
+          <w:szCs w:val="28"/>
+        </w:rPr>
+      </w:pPr>
+    </w:p>
+    <w:p>
+      <w:pPr>
+        <w:rPr>
+          <w:sz w:val="28"/>
+          <w:szCs w:val="28"/>
+        </w:rPr>
+      </w:pPr>
+    </w:p>
+    <w:p>
+      <w:pPr>
+        <w:rPr>
+          <w:sz w:val="28"/>
+          <w:szCs w:val="28"/>
+        </w:rPr>
+      </w:pPr>
+    </w:p>
+    <w:p>
+      <w:pPr>
+        <w:rPr>
+          <w:sz w:val="28"/>
+          <w:szCs w:val="28"/>
+        </w:rPr>
+      </w:pPr>
+    </w:p>
+    <w:p>
+      <w:pPr>
+        <w:rPr>
+          <w:sz w:val="28"/>
+          <w:szCs w:val="28"/>
+        </w:rPr>
+      </w:pPr>
+    </w:p>
+    <w:p>
+      <w:pPr>
+        <w:rPr>
+          <w:sz w:val="28"/>
+          <w:szCs w:val="28"/>
+        </w:rPr>
+      </w:pPr>
+    </w:p>
+    <w:p>
+      <w:pPr>
+        <w:rPr>
+          <w:sz w:val="28"/>
+          <w:szCs w:val="28"/>
+        </w:rPr>
+      </w:pPr>
+    </w:p>
+    <w:p>
+      <w:pPr>
+        <w:rPr>
+          <w:sz w:val="28"/>
+          <w:szCs w:val="28"/>
+        </w:rPr>
+      </w:pPr>
+    </w:p>
+    <w:p>
+      <w:pPr>
+        <w:rPr>
+          <w:sz w:val="28"/>
+          <w:szCs w:val="28"/>
+        </w:rPr>
+      </w:pPr>
+    </w:p>
+    <w:p>
+      <w:pPr>
+        <w:rPr>
+          <w:sz w:val="28"/>
+          <w:szCs w:val="28"/>
+        </w:rPr>
+      </w:pPr>
+    </w:p>
+    <w:p>
+      <w:pPr>
+        <w:rPr>
+          <w:sz w:val="28"/>
+          <w:szCs w:val="28"/>
+        </w:rPr>
+      </w:pPr>
+    </w:p>
+    <w:p>
+      <w:pPr>
+        <w:rPr>
+          <w:sz w:val="28"/>
+          <w:szCs w:val="28"/>
+        </w:rPr>
+      </w:pPr>
+    </w:p>
+    <w:p>
+      <w:pPr>
+        <w:rPr>
+          <w:sz w:val="28"/>
+          <w:szCs w:val="28"/>
+        </w:rPr>
+      </w:pPr>
+    </w:p>
+    <w:p>
+      <w:pPr>
+        <w:rPr>
+          <w:sz w:val="28"/>
+          <w:szCs w:val="28"/>
+        </w:rPr>
+      </w:pPr>
+    </w:p>
+    <w:p>
+      <w:pPr>
+        <w:rPr>
+          <w:sz w:val="28"/>
+          <w:szCs w:val="28"/>
+        </w:rPr>
+      </w:pPr>
+      <w:r>
+        <w:rPr>
+          <w:sz w:val="28"/>
+          <w:szCs w:val="28"/>
+        </w:rPr>
+        <w:lastRenderedPageBreak/>
+        <w:t xml:space="preserve">Напишите функцию фильтрации </w:t>
+      </w:r>
+      <w:proofErr w:type="gramStart"/>
+      <w:r>
+        <w:rPr>
+          <w:sz w:val="28"/>
+          <w:szCs w:val="28"/>
+        </w:rPr>
+        <w:t>студентов по средней оценке</w:t>
+      </w:r>
+      <w:proofErr w:type="gramEnd"/>
+      <w:r>
+        <w:rPr>
+          <w:sz w:val="28"/>
+          <w:szCs w:val="28"/>
+        </w:rPr>
+        <w:t xml:space="preserve"> (так чтобы функция возвращала всех студентов выше заданного в параметрах функции среднего балла). Примерная схема работы функции: создание пустого массива, куда будут добавляться все студенты, прошедшие фильтрацию; запуск цикла, в каждой итерации которого необходимо считать среднюю оценку текущего студента и сравнивать с тем значением, что передано в качестве параметра</w:t>
       </w:r>
     </w:p>
     <w:p>
@@ -2994,6 +3451,7 @@
         </w:rPr>
         <w:t xml:space="preserve"> </w:t>
       </w:r>
+      <w:proofErr w:type="spellStart"/>
       <w:r>
         <w:rPr>
           <w:rFonts w:ascii="Courier New" w:hAnsi="Courier New" w:cs="Courier New"/>
@@ -3004,6 +3462,7 @@
         </w:rPr>
         <w:t>print_students</w:t>
       </w:r>
+      <w:proofErr w:type="spellEnd"/>
       <w:r>
         <w:rPr>
           <w:rFonts w:ascii="Courier New" w:hAnsi="Courier New" w:cs="Courier New"/>
@@ -3140,6 +3599,7 @@
         </w:rPr>
         <w:t>студента</w:t>
       </w:r>
+      <w:proofErr w:type="gramStart"/>
       <w:r>
         <w:rPr>
           <w:rFonts w:ascii="Courier New" w:hAnsi="Courier New" w:cs="Courier New"/>
@@ -3162,6 +3622,7 @@
         </w:rPr>
         <w:t>.</w:t>
       </w:r>
+      <w:proofErr w:type="spellStart"/>
       <w:r>
         <w:rPr>
           <w:rFonts w:ascii="Courier New" w:hAnsi="Courier New" w:cs="Courier New"/>
@@ -3174,6 +3635,8 @@
         </w:rPr>
         <w:t>ljust</w:t>
       </w:r>
+      <w:proofErr w:type="spellEnd"/>
+      <w:proofErr w:type="gramEnd"/>
       <w:r>
         <w:rPr>
           <w:rFonts w:ascii="Courier New" w:hAnsi="Courier New" w:cs="Courier New"/>
@@ -3266,6 +3729,7 @@
         </w:rPr>
         <w:t>Группа</w:t>
       </w:r>
+      <w:proofErr w:type="gramStart"/>
       <w:r>
         <w:rPr>
           <w:rFonts w:ascii="Courier New" w:hAnsi="Courier New" w:cs="Courier New"/>
@@ -3288,6 +3752,7 @@
         </w:rPr>
         <w:t>.</w:t>
       </w:r>
+      <w:proofErr w:type="spellStart"/>
       <w:r>
         <w:rPr>
           <w:rFonts w:ascii="Courier New" w:hAnsi="Courier New" w:cs="Courier New"/>
@@ -3300,6 +3765,8 @@
         </w:rPr>
         <w:t>ljust</w:t>
       </w:r>
+      <w:proofErr w:type="spellEnd"/>
+      <w:proofErr w:type="gramEnd"/>
       <w:r>
         <w:rPr>
           <w:rFonts w:ascii="Courier New" w:hAnsi="Courier New" w:cs="Courier New"/>
@@ -3392,6 +3859,7 @@
         </w:rPr>
         <w:t>Возраст</w:t>
       </w:r>
+      <w:proofErr w:type="gramStart"/>
       <w:r>
         <w:rPr>
           <w:rFonts w:ascii="Courier New" w:hAnsi="Courier New" w:cs="Courier New"/>
@@ -3414,6 +3882,7 @@
         </w:rPr>
         <w:t>.</w:t>
       </w:r>
+      <w:proofErr w:type="spellStart"/>
       <w:r>
         <w:rPr>
           <w:rFonts w:ascii="Courier New" w:hAnsi="Courier New" w:cs="Courier New"/>
@@ -3426,6 +3895,8 @@
         </w:rPr>
         <w:t>ljust</w:t>
       </w:r>
+      <w:proofErr w:type="spellEnd"/>
+      <w:proofErr w:type="gramEnd"/>
       <w:r>
         <w:rPr>
           <w:rFonts w:ascii="Courier New" w:hAnsi="Courier New" w:cs="Courier New"/>
@@ -3518,6 +3989,7 @@
         </w:rPr>
         <w:t>Оценки</w:t>
       </w:r>
+      <w:proofErr w:type="gramStart"/>
       <w:r>
         <w:rPr>
           <w:rFonts w:ascii="Courier New" w:hAnsi="Courier New" w:cs="Courier New"/>
@@ -3540,6 +4012,7 @@
         </w:rPr>
         <w:t>.</w:t>
       </w:r>
+      <w:proofErr w:type="spellStart"/>
       <w:r>
         <w:rPr>
           <w:rFonts w:ascii="Courier New" w:hAnsi="Courier New" w:cs="Courier New"/>
@@ -3552,6 +4025,8 @@
         </w:rPr>
         <w:t>ljust</w:t>
       </w:r>
+      <w:proofErr w:type="spellEnd"/>
+      <w:proofErr w:type="gramEnd"/>
       <w:r>
         <w:rPr>
           <w:rFonts w:ascii="Courier New" w:hAnsi="Courier New" w:cs="Courier New"/>
@@ -3792,6 +4267,7 @@
         </w:rPr>
         <w:t>"name"</w:t>
       </w:r>
+      <w:proofErr w:type="gramStart"/>
       <w:r>
         <w:rPr>
           <w:rFonts w:ascii="Courier New" w:hAnsi="Courier New" w:cs="Courier New"/>
@@ -3804,6 +4280,7 @@
         </w:rPr>
         <w:t>].</w:t>
       </w:r>
+      <w:proofErr w:type="spellStart"/>
       <w:r>
         <w:rPr>
           <w:rFonts w:ascii="Courier New" w:hAnsi="Courier New" w:cs="Courier New"/>
@@ -3816,6 +4293,8 @@
         </w:rPr>
         <w:t>ljust</w:t>
       </w:r>
+      <w:proofErr w:type="spellEnd"/>
+      <w:proofErr w:type="gramEnd"/>
       <w:r>
         <w:rPr>
           <w:rFonts w:ascii="Courier New" w:hAnsi="Courier New" w:cs="Courier New"/>
@@ -3910,6 +4389,7 @@
         </w:rPr>
         <w:t>"group"</w:t>
       </w:r>
+      <w:proofErr w:type="gramStart"/>
       <w:r>
         <w:rPr>
           <w:rFonts w:ascii="Courier New" w:hAnsi="Courier New" w:cs="Courier New"/>
@@ -3922,6 +4402,7 @@
         </w:rPr>
         <w:t>].</w:t>
       </w:r>
+      <w:proofErr w:type="spellStart"/>
       <w:r>
         <w:rPr>
           <w:rFonts w:ascii="Courier New" w:hAnsi="Courier New" w:cs="Courier New"/>
@@ -3934,6 +4415,8 @@
         </w:rPr>
         <w:t>ljust</w:t>
       </w:r>
+      <w:proofErr w:type="spellEnd"/>
+      <w:proofErr w:type="gramEnd"/>
       <w:r>
         <w:rPr>
           <w:rFonts w:ascii="Courier New" w:hAnsi="Courier New" w:cs="Courier New"/>
@@ -4072,8 +4555,22 @@
           <w:szCs w:val="16"/>
           <w:lang w:val="en-US" w:eastAsia="ru-RU"/>
         </w:rPr>
-        <w:t>]).</w:t>
-      </w:r>
+        <w:t>]</w:t>
+      </w:r>
+      <w:proofErr w:type="gramStart"/>
+      <w:r>
+        <w:rPr>
+          <w:rFonts w:ascii="Courier New" w:hAnsi="Courier New" w:cs="Courier New"/>
+          <w:b/>
+          <w:bCs/>
+          <w:color w:val="000080"/>
+          <w:sz w:val="16"/>
+          <w:szCs w:val="16"/>
+          <w:lang w:val="en-US" w:eastAsia="ru-RU"/>
+        </w:rPr>
+        <w:t>).</w:t>
+      </w:r>
+      <w:proofErr w:type="spellStart"/>
       <w:r>
         <w:rPr>
           <w:rFonts w:ascii="Courier New" w:hAnsi="Courier New" w:cs="Courier New"/>
@@ -4086,6 +4583,8 @@
         </w:rPr>
         <w:t>ljust</w:t>
       </w:r>
+      <w:proofErr w:type="spellEnd"/>
+      <w:proofErr w:type="gramEnd"/>
       <w:r>
         <w:rPr>
           <w:rFonts w:ascii="Courier New" w:hAnsi="Courier New" w:cs="Courier New"/>
@@ -4224,8 +4723,22 @@
           <w:szCs w:val="16"/>
           <w:lang w:val="en-US" w:eastAsia="ru-RU"/>
         </w:rPr>
-        <w:t>]).</w:t>
-      </w:r>
+        <w:t>]</w:t>
+      </w:r>
+      <w:proofErr w:type="gramStart"/>
+      <w:r>
+        <w:rPr>
+          <w:rFonts w:ascii="Courier New" w:hAnsi="Courier New" w:cs="Courier New"/>
+          <w:b/>
+          <w:bCs/>
+          <w:color w:val="000080"/>
+          <w:sz w:val="16"/>
+          <w:szCs w:val="16"/>
+          <w:lang w:val="en-US" w:eastAsia="ru-RU"/>
+        </w:rPr>
+        <w:t>).</w:t>
+      </w:r>
+      <w:proofErr w:type="spellStart"/>
       <w:r>
         <w:rPr>
           <w:rFonts w:ascii="Courier New" w:hAnsi="Courier New" w:cs="Courier New"/>
@@ -4238,6 +4751,8 @@
         </w:rPr>
         <w:t>ljust</w:t>
       </w:r>
+      <w:proofErr w:type="spellEnd"/>
+      <w:proofErr w:type="gramEnd"/>
       <w:r>
         <w:rPr>
           <w:rFonts w:ascii="Courier New" w:hAnsi="Courier New" w:cs="Courier New"/>
@@ -4414,6 +4929,7 @@
         </w:rPr>
         <w:t xml:space="preserve"> </w:t>
       </w:r>
+      <w:proofErr w:type="spellStart"/>
       <w:r>
         <w:rPr>
           <w:rFonts w:ascii="Courier New" w:hAnsi="Courier New" w:cs="Courier New"/>
@@ -4422,8 +4938,20 @@
           <w:szCs w:val="16"/>
           <w:lang w:val="en-US" w:eastAsia="ru-RU"/>
         </w:rPr>
-        <w:t>filter_students</w:t>
-      </w:r>
+        <w:t>filter_</w:t>
+      </w:r>
+      <w:proofErr w:type="gramStart"/>
+      <w:r>
+        <w:rPr>
+          <w:rFonts w:ascii="Courier New" w:hAnsi="Courier New" w:cs="Courier New"/>
+          <w:color w:val="FF00FF"/>
+          <w:sz w:val="16"/>
+          <w:szCs w:val="16"/>
+          <w:lang w:val="en-US" w:eastAsia="ru-RU"/>
+        </w:rPr>
+        <w:t>students</w:t>
+      </w:r>
+      <w:proofErr w:type="spellEnd"/>
       <w:r>
         <w:rPr>
           <w:rFonts w:ascii="Courier New" w:hAnsi="Courier New" w:cs="Courier New"/>
@@ -4436,6 +4964,7 @@
         </w:rPr>
         <w:t>(</w:t>
       </w:r>
+      <w:proofErr w:type="gramEnd"/>
       <w:r>
         <w:rPr>
           <w:rFonts w:ascii="Courier New" w:hAnsi="Courier New" w:cs="Courier New"/>
@@ -4466,8 +4995,20 @@
           <w:szCs w:val="16"/>
           <w:lang w:val="en-US" w:eastAsia="ru-RU"/>
         </w:rPr>
-        <w:t xml:space="preserve"> min_avg_mark</w:t>
-      </w:r>
+        <w:t xml:space="preserve"> </w:t>
+      </w:r>
+      <w:proofErr w:type="spellStart"/>
+      <w:r>
+        <w:rPr>
+          <w:rFonts w:ascii="Courier New" w:hAnsi="Courier New" w:cs="Courier New"/>
+          <w:color w:val="000000"/>
+          <w:sz w:val="16"/>
+          <w:szCs w:val="16"/>
+          <w:lang w:val="en-US" w:eastAsia="ru-RU"/>
+        </w:rPr>
+        <w:t>min_avg_mark</w:t>
+      </w:r>
+      <w:proofErr w:type="spellEnd"/>
       <w:r>
         <w:rPr>
           <w:rFonts w:ascii="Courier New" w:hAnsi="Courier New" w:cs="Courier New"/>
@@ -4506,7 +5047,29 @@
           <w:szCs w:val="16"/>
           <w:lang w:val="en-US" w:eastAsia="ru-RU"/>
         </w:rPr>
-        <w:t xml:space="preserve">    filtered_students </w:t>
+        <w:t xml:space="preserve">    </w:t>
+      </w:r>
+      <w:proofErr w:type="spellStart"/>
+      <w:r>
+        <w:rPr>
+          <w:rFonts w:ascii="Courier New" w:hAnsi="Courier New" w:cs="Courier New"/>
+          <w:color w:val="000000"/>
+          <w:sz w:val="16"/>
+          <w:szCs w:val="16"/>
+          <w:lang w:val="en-US" w:eastAsia="ru-RU"/>
+        </w:rPr>
+        <w:t>filtered_students</w:t>
+      </w:r>
+      <w:proofErr w:type="spellEnd"/>
+      <w:r>
+        <w:rPr>
+          <w:rFonts w:ascii="Courier New" w:hAnsi="Courier New" w:cs="Courier New"/>
+          <w:color w:val="000000"/>
+          <w:sz w:val="16"/>
+          <w:szCs w:val="16"/>
+          <w:lang w:val="en-US" w:eastAsia="ru-RU"/>
+        </w:rPr>
+        <w:t xml:space="preserve"> </w:t>
       </w:r>
       <w:r>
         <w:rPr>
@@ -4764,7 +5327,29 @@
           <w:szCs w:val="16"/>
           <w:lang w:val="en-US" w:eastAsia="ru-RU"/>
         </w:rPr>
-        <w:t xml:space="preserve">        avg_mark </w:t>
+        <w:t xml:space="preserve">        </w:t>
+      </w:r>
+      <w:proofErr w:type="spellStart"/>
+      <w:r>
+        <w:rPr>
+          <w:rFonts w:ascii="Courier New" w:hAnsi="Courier New" w:cs="Courier New"/>
+          <w:color w:val="000000"/>
+          <w:sz w:val="16"/>
+          <w:szCs w:val="16"/>
+          <w:lang w:val="en-US" w:eastAsia="ru-RU"/>
+        </w:rPr>
+        <w:t>avg_mark</w:t>
+      </w:r>
+      <w:proofErr w:type="spellEnd"/>
+      <w:r>
+        <w:rPr>
+          <w:rFonts w:ascii="Courier New" w:hAnsi="Courier New" w:cs="Courier New"/>
+          <w:color w:val="000000"/>
+          <w:sz w:val="16"/>
+          <w:szCs w:val="16"/>
+          <w:lang w:val="en-US" w:eastAsia="ru-RU"/>
+        </w:rPr>
+        <w:t xml:space="preserve"> </w:t>
       </w:r>
       <w:r>
         <w:rPr>
@@ -4866,6 +5451,7 @@
         </w:rPr>
         <w:t xml:space="preserve"> </w:t>
       </w:r>
+      <w:proofErr w:type="spellStart"/>
       <w:r>
         <w:rPr>
           <w:rFonts w:ascii="Courier New" w:hAnsi="Courier New" w:cs="Courier New"/>
@@ -4878,6 +5464,7 @@
         </w:rPr>
         <w:t>len</w:t>
       </w:r>
+      <w:proofErr w:type="spellEnd"/>
       <w:r>
         <w:rPr>
           <w:rFonts w:ascii="Courier New" w:hAnsi="Courier New" w:cs="Courier New"/>
@@ -4988,7 +5575,29 @@
           <w:szCs w:val="16"/>
           <w:lang w:val="en-US" w:eastAsia="ru-RU"/>
         </w:rPr>
-        <w:t xml:space="preserve"> avg_mark </w:t>
+        <w:t xml:space="preserve"> </w:t>
+      </w:r>
+      <w:proofErr w:type="spellStart"/>
+      <w:r>
+        <w:rPr>
+          <w:rFonts w:ascii="Courier New" w:hAnsi="Courier New" w:cs="Courier New"/>
+          <w:color w:val="000000"/>
+          <w:sz w:val="16"/>
+          <w:szCs w:val="16"/>
+          <w:lang w:val="en-US" w:eastAsia="ru-RU"/>
+        </w:rPr>
+        <w:t>avg_mark</w:t>
+      </w:r>
+      <w:proofErr w:type="spellEnd"/>
+      <w:r>
+        <w:rPr>
+          <w:rFonts w:ascii="Courier New" w:hAnsi="Courier New" w:cs="Courier New"/>
+          <w:color w:val="000000"/>
+          <w:sz w:val="16"/>
+          <w:szCs w:val="16"/>
+          <w:lang w:val="en-US" w:eastAsia="ru-RU"/>
+        </w:rPr>
+        <w:t xml:space="preserve"> </w:t>
       </w:r>
       <w:r>
         <w:rPr>
@@ -5010,8 +5619,20 @@
           <w:szCs w:val="16"/>
           <w:lang w:val="en-US" w:eastAsia="ru-RU"/>
         </w:rPr>
-        <w:t xml:space="preserve"> min_avg_mark</w:t>
-      </w:r>
+        <w:t xml:space="preserve"> </w:t>
+      </w:r>
+      <w:proofErr w:type="spellStart"/>
+      <w:r>
+        <w:rPr>
+          <w:rFonts w:ascii="Courier New" w:hAnsi="Courier New" w:cs="Courier New"/>
+          <w:color w:val="000000"/>
+          <w:sz w:val="16"/>
+          <w:szCs w:val="16"/>
+          <w:lang w:val="en-US" w:eastAsia="ru-RU"/>
+        </w:rPr>
+        <w:t>min_avg_mark</w:t>
+      </w:r>
+      <w:proofErr w:type="spellEnd"/>
       <w:r>
         <w:rPr>
           <w:rFonts w:ascii="Courier New" w:hAnsi="Courier New" w:cs="Courier New"/>
@@ -5050,7 +5671,29 @@
           <w:szCs w:val="16"/>
           <w:lang w:val="en-US" w:eastAsia="ru-RU"/>
         </w:rPr>
-        <w:t xml:space="preserve">            filtered_students</w:t>
+        <w:t xml:space="preserve">            </w:t>
+      </w:r>
+      <w:proofErr w:type="spellStart"/>
+      <w:r>
+        <w:rPr>
+          <w:rFonts w:ascii="Courier New" w:hAnsi="Courier New" w:cs="Courier New"/>
+          <w:color w:val="000000"/>
+          <w:sz w:val="16"/>
+          <w:szCs w:val="16"/>
+          <w:lang w:val="en-US" w:eastAsia="ru-RU"/>
+        </w:rPr>
+        <w:t>filtered_</w:t>
+      </w:r>
+      <w:proofErr w:type="gramStart"/>
+      <w:r>
+        <w:rPr>
+          <w:rFonts w:ascii="Courier New" w:hAnsi="Courier New" w:cs="Courier New"/>
+          <w:color w:val="000000"/>
+          <w:sz w:val="16"/>
+          <w:szCs w:val="16"/>
+          <w:lang w:val="en-US" w:eastAsia="ru-RU"/>
+        </w:rPr>
+        <w:t>students</w:t>
       </w:r>
       <w:r>
         <w:rPr>
@@ -5076,6 +5719,8 @@
         </w:rPr>
         <w:t>append</w:t>
       </w:r>
+      <w:proofErr w:type="spellEnd"/>
+      <w:proofErr w:type="gramEnd"/>
       <w:r>
         <w:rPr>
           <w:rFonts w:ascii="Courier New" w:hAnsi="Courier New" w:cs="Courier New"/>
@@ -5186,8 +5831,20 @@
           <w:szCs w:val="16"/>
           <w:lang w:val="en-US" w:eastAsia="ru-RU"/>
         </w:rPr>
-        <w:t xml:space="preserve"> filtered_students</w:t>
-      </w:r>
+        <w:t xml:space="preserve"> </w:t>
+      </w:r>
+      <w:proofErr w:type="spellStart"/>
+      <w:r>
+        <w:rPr>
+          <w:rFonts w:ascii="Courier New" w:hAnsi="Courier New" w:cs="Courier New"/>
+          <w:color w:val="000000"/>
+          <w:sz w:val="16"/>
+          <w:szCs w:val="16"/>
+          <w:lang w:val="en-US" w:eastAsia="ru-RU"/>
+        </w:rPr>
+        <w:t>filtered_students</w:t>
+      </w:r>
+      <w:proofErr w:type="spellEnd"/>
     </w:p>
     <w:p>
       <w:pPr>
@@ -5224,6 +5881,7 @@
           <w:lang w:val="en-US" w:eastAsia="ru-RU"/>
         </w:rPr>
       </w:pPr>
+      <w:proofErr w:type="gramStart"/>
       <w:r>
         <w:rPr>
           <w:rFonts w:ascii="Courier New" w:hAnsi="Courier New" w:cs="Courier New"/>
@@ -5248,6 +5906,7 @@
         </w:rPr>
         <w:t>(</w:t>
       </w:r>
+      <w:proofErr w:type="gramEnd"/>
       <w:r>
         <w:rPr>
           <w:rFonts w:ascii="Courier New" w:hAnsi="Courier New" w:cs="Courier New"/>
@@ -5328,6 +5987,7 @@
           <w:lang w:val="en-US" w:eastAsia="ru-RU"/>
         </w:rPr>
       </w:pPr>
+      <w:proofErr w:type="spellStart"/>
       <w:r>
         <w:rPr>
           <w:rFonts w:ascii="Courier New" w:hAnsi="Courier New" w:cs="Courier New"/>
@@ -5338,6 +5998,7 @@
         </w:rPr>
         <w:t>print_students</w:t>
       </w:r>
+      <w:proofErr w:type="spellEnd"/>
       <w:r>
         <w:rPr>
           <w:rFonts w:ascii="Courier New" w:hAnsi="Courier New" w:cs="Courier New"/>
@@ -5408,6 +6069,8 @@
           <w:lang w:eastAsia="ru-RU"/>
         </w:rPr>
       </w:pPr>
+      <w:proofErr w:type="spellStart"/>
+      <w:proofErr w:type="gramStart"/>
       <w:r>
         <w:rPr>
           <w:rFonts w:ascii="Courier New" w:hAnsi="Courier New" w:cs="Courier New"/>
@@ -5420,6 +6083,7 @@
         </w:rPr>
         <w:t>print</w:t>
       </w:r>
+      <w:proofErr w:type="spellEnd"/>
       <w:r>
         <w:rPr>
           <w:rFonts w:ascii="Courier New" w:hAnsi="Courier New" w:cs="Courier New"/>
@@ -5432,6 +6096,7 @@
         </w:rPr>
         <w:t>(</w:t>
       </w:r>
+      <w:proofErr w:type="gramEnd"/>
       <w:r>
         <w:rPr>
           <w:rFonts w:ascii="Courier New" w:hAnsi="Courier New" w:cs="Courier New"/>
@@ -5502,8 +6167,31 @@
           <w:szCs w:val="16"/>
           <w:lang w:val="en-US" w:eastAsia="ru-RU"/>
         </w:rPr>
-        <w:t xml:space="preserve"> filter_students</w:t>
-      </w:r>
+        <w:t xml:space="preserve"> </w:t>
+      </w:r>
+      <w:proofErr w:type="spellStart"/>
+      <w:r>
+        <w:rPr>
+          <w:rFonts w:ascii="Courier New" w:hAnsi="Courier New" w:cs="Courier New"/>
+          <w:color w:val="000000"/>
+          <w:sz w:val="16"/>
+          <w:szCs w:val="16"/>
+          <w:lang w:val="en-US" w:eastAsia="ru-RU"/>
+        </w:rPr>
+        <w:t>filter_</w:t>
+      </w:r>
+      <w:proofErr w:type="gramStart"/>
+      <w:r>
+        <w:rPr>
+          <w:rFonts w:ascii="Courier New" w:hAnsi="Courier New" w:cs="Courier New"/>
+          <w:color w:val="000000"/>
+          <w:sz w:val="16"/>
+          <w:szCs w:val="16"/>
+          <w:lang w:val="en-US" w:eastAsia="ru-RU"/>
+        </w:rPr>
+        <w:t>students</w:t>
+      </w:r>
+      <w:proofErr w:type="spellEnd"/>
       <w:r>
         <w:rPr>
           <w:rFonts w:ascii="Courier New" w:hAnsi="Courier New" w:cs="Courier New"/>
@@ -5516,6 +6204,7 @@
         </w:rPr>
         <w:t>(</w:t>
       </w:r>
+      <w:proofErr w:type="gramEnd"/>
       <w:r>
         <w:rPr>
           <w:rFonts w:ascii="Courier New" w:hAnsi="Courier New" w:cs="Courier New"/>
@@ -5588,6 +6277,7 @@
           <w:lang w:val="en-US" w:eastAsia="ru-RU"/>
         </w:rPr>
       </w:pPr>
+      <w:proofErr w:type="spellStart"/>
       <w:r>
         <w:rPr>
           <w:rFonts w:ascii="Courier New" w:hAnsi="Courier New" w:cs="Courier New"/>
@@ -5598,6 +6288,7 @@
         </w:rPr>
         <w:t>print_students</w:t>
       </w:r>
+      <w:proofErr w:type="spellEnd"/>
       <w:r>
         <w:rPr>
           <w:rFonts w:ascii="Courier New" w:hAnsi="Courier New" w:cs="Courier New"/>
@@ -5668,6 +6359,8 @@
           <w:lang w:eastAsia="ru-RU"/>
         </w:rPr>
       </w:pPr>
+      <w:proofErr w:type="spellStart"/>
+      <w:proofErr w:type="gramStart"/>
       <w:r>
         <w:rPr>
           <w:rFonts w:ascii="Courier New" w:hAnsi="Courier New" w:cs="Courier New"/>
@@ -5680,6 +6373,7 @@
         </w:rPr>
         <w:t>print</w:t>
       </w:r>
+      <w:proofErr w:type="spellEnd"/>
       <w:r>
         <w:rPr>
           <w:rFonts w:ascii="Courier New" w:hAnsi="Courier New" w:cs="Courier New"/>
@@ -5692,6 +6386,7 @@
         </w:rPr>
         <w:t>(</w:t>
       </w:r>
+      <w:proofErr w:type="gramEnd"/>
       <w:r>
         <w:rPr>
           <w:rFonts w:ascii="Courier New" w:hAnsi="Courier New" w:cs="Courier New"/>
@@ -5762,8 +6457,31 @@
           <w:szCs w:val="16"/>
           <w:lang w:val="en-US" w:eastAsia="ru-RU"/>
         </w:rPr>
-        <w:t xml:space="preserve"> filter_students</w:t>
-      </w:r>
+        <w:t xml:space="preserve"> </w:t>
+      </w:r>
+      <w:proofErr w:type="spellStart"/>
+      <w:r>
+        <w:rPr>
+          <w:rFonts w:ascii="Courier New" w:hAnsi="Courier New" w:cs="Courier New"/>
+          <w:color w:val="000000"/>
+          <w:sz w:val="16"/>
+          <w:szCs w:val="16"/>
+          <w:lang w:val="en-US" w:eastAsia="ru-RU"/>
+        </w:rPr>
+        <w:t>filter_</w:t>
+      </w:r>
+      <w:proofErr w:type="gramStart"/>
+      <w:r>
+        <w:rPr>
+          <w:rFonts w:ascii="Courier New" w:hAnsi="Courier New" w:cs="Courier New"/>
+          <w:color w:val="000000"/>
+          <w:sz w:val="16"/>
+          <w:szCs w:val="16"/>
+          <w:lang w:val="en-US" w:eastAsia="ru-RU"/>
+        </w:rPr>
+        <w:t>students</w:t>
+      </w:r>
+      <w:proofErr w:type="spellEnd"/>
       <w:r>
         <w:rPr>
           <w:rFonts w:ascii="Courier New" w:hAnsi="Courier New" w:cs="Courier New"/>
@@ -5776,6 +6494,7 @@
         </w:rPr>
         <w:t>(</w:t>
       </w:r>
+      <w:proofErr w:type="gramEnd"/>
       <w:r>
         <w:rPr>
           <w:rFonts w:ascii="Courier New" w:hAnsi="Courier New" w:cs="Courier New"/>
@@ -5846,6 +6565,7 @@
           <w:lang w:val="en-US" w:eastAsia="ru-RU"/>
         </w:rPr>
       </w:pPr>
+      <w:proofErr w:type="spellStart"/>
       <w:r>
         <w:rPr>
           <w:rFonts w:ascii="Courier New" w:hAnsi="Courier New" w:cs="Courier New"/>
@@ -5856,6 +6576,7 @@
         </w:rPr>
         <w:t>print_students</w:t>
       </w:r>
+      <w:proofErr w:type="spellEnd"/>
       <w:r>
         <w:rPr>
           <w:rFonts w:ascii="Courier New" w:hAnsi="Courier New" w:cs="Courier New"/>
@@ -5904,6 +6625,9 @@
         <w:jc w:val="center"/>
       </w:pPr>
       <w:r>
+        <w:rPr>
+          <w:noProof/>
+        </w:rPr>
         <w:lastRenderedPageBreak/>
         <w:drawing>
           <wp:inline distT="0" distB="0" distL="0" distR="0" wp14:anchorId="048848AB" wp14:editId="7B587261">
@@ -6001,23 +6725,74 @@
         <w:rPr>
           <w:sz w:val="28"/>
           <w:szCs w:val="28"/>
+        </w:rPr>
+      </w:pPr>
+    </w:p>
+    <w:p>
+      <w:pPr>
+        <w:rPr>
+          <w:sz w:val="28"/>
+          <w:szCs w:val="28"/>
+        </w:rPr>
+      </w:pPr>
+      <w:r>
+        <w:rPr>
+          <w:sz w:val="28"/>
+          <w:szCs w:val="28"/>
           <w:lang w:val="en-US"/>
         </w:rPr>
-      </w:pPr>
-    </w:p>
-    <w:p>
-      <w:pPr>
-        <w:rPr>
-          <w:sz w:val="28"/>
-          <w:szCs w:val="28"/>
-        </w:rPr>
-      </w:pPr>
+        <w:t>Django</w:t>
+      </w:r>
+      <w:r>
+        <w:rPr>
+          <w:sz w:val="28"/>
+          <w:szCs w:val="28"/>
+        </w:rPr>
+        <w:t xml:space="preserve"> </w:t>
+      </w:r>
+      <w:r>
+        <w:rPr>
+          <w:sz w:val="28"/>
+          <w:szCs w:val="28"/>
+        </w:rPr>
+        <w:t xml:space="preserve">устанавливается при помощи команды </w:t>
+      </w:r>
       <w:r>
         <w:rPr>
           <w:sz w:val="28"/>
           <w:szCs w:val="28"/>
           <w:lang w:val="en-US"/>
         </w:rPr>
+        <w:t>pip</w:t>
+      </w:r>
+      <w:r>
+        <w:rPr>
+          <w:sz w:val="28"/>
+          <w:szCs w:val="28"/>
+        </w:rPr>
+        <w:t xml:space="preserve"> </w:t>
+      </w:r>
+      <w:r>
+        <w:rPr>
+          <w:sz w:val="28"/>
+          <w:szCs w:val="28"/>
+          <w:lang w:val="en-US"/>
+        </w:rPr>
+        <w:t>install</w:t>
+      </w:r>
+      <w:r>
+        <w:rPr>
+          <w:sz w:val="28"/>
+          <w:szCs w:val="28"/>
+        </w:rPr>
+        <w:t xml:space="preserve"> </w:t>
+      </w:r>
+      <w:r>
+        <w:rPr>
+          <w:sz w:val="28"/>
+          <w:szCs w:val="28"/>
+          <w:lang w:val="en-US"/>
+        </w:rPr>
         <w:t>Django</w:t>
       </w:r>
       <w:r>
@@ -6025,6 +6800,51 @@
           <w:sz w:val="28"/>
           <w:szCs w:val="28"/>
         </w:rPr>
+        <w:t>,</w:t>
+      </w:r>
+    </w:p>
+    <w:p>
+      <w:pPr>
+        <w:rPr>
+          <w:sz w:val="28"/>
+          <w:szCs w:val="28"/>
+        </w:rPr>
+      </w:pPr>
+      <w:r>
+        <w:rPr>
+          <w:sz w:val="28"/>
+          <w:szCs w:val="28"/>
+        </w:rPr>
+        <w:t xml:space="preserve">Согласно методическим указаниям создается директория </w:t>
+      </w:r>
+      <w:r>
+        <w:rPr>
+          <w:sz w:val="28"/>
+          <w:szCs w:val="28"/>
+          <w:lang w:val="en-US"/>
+        </w:rPr>
+        <w:t>admin</w:t>
+      </w:r>
+      <w:r>
+        <w:rPr>
+          <w:sz w:val="28"/>
+          <w:szCs w:val="28"/>
+        </w:rPr>
+        <w:t>_</w:t>
+      </w:r>
+      <w:r>
+        <w:rPr>
+          <w:sz w:val="28"/>
+          <w:szCs w:val="28"/>
+          <w:lang w:val="en-US"/>
+        </w:rPr>
+        <w:t>learning</w:t>
+      </w:r>
+      <w:r>
+        <w:rPr>
+          <w:sz w:val="28"/>
+          <w:szCs w:val="28"/>
+        </w:rPr>
         <w:t xml:space="preserve"> </w:t>
       </w:r>
       <w:r>
@@ -6032,103 +6852,6 @@
           <w:sz w:val="28"/>
           <w:szCs w:val="28"/>
         </w:rPr>
-        <w:t xml:space="preserve">устанавливается при помощи команды </w:t>
-      </w:r>
-      <w:r>
-        <w:rPr>
-          <w:sz w:val="28"/>
-          <w:szCs w:val="28"/>
-          <w:lang w:val="en-US"/>
-        </w:rPr>
-        <w:t>pip</w:t>
-      </w:r>
-      <w:r>
-        <w:rPr>
-          <w:sz w:val="28"/>
-          <w:szCs w:val="28"/>
-        </w:rPr>
-        <w:t xml:space="preserve"> </w:t>
-      </w:r>
-      <w:r>
-        <w:rPr>
-          <w:sz w:val="28"/>
-          <w:szCs w:val="28"/>
-          <w:lang w:val="en-US"/>
-        </w:rPr>
-        <w:t>install</w:t>
-      </w:r>
-      <w:r>
-        <w:rPr>
-          <w:sz w:val="28"/>
-          <w:szCs w:val="28"/>
-        </w:rPr>
-        <w:t xml:space="preserve"> </w:t>
-      </w:r>
-      <w:r>
-        <w:rPr>
-          <w:sz w:val="28"/>
-          <w:szCs w:val="28"/>
-          <w:lang w:val="en-US"/>
-        </w:rPr>
-        <w:t>Django</w:t>
-      </w:r>
-      <w:r>
-        <w:rPr>
-          <w:sz w:val="28"/>
-          <w:szCs w:val="28"/>
-        </w:rPr>
-        <w:t>,</w:t>
-      </w:r>
-    </w:p>
-    <w:p>
-      <w:pPr>
-        <w:rPr>
-          <w:sz w:val="28"/>
-          <w:szCs w:val="28"/>
-        </w:rPr>
-      </w:pPr>
-      <w:r>
-        <w:rPr>
-          <w:sz w:val="28"/>
-          <w:szCs w:val="28"/>
-        </w:rPr>
-        <w:t xml:space="preserve">Согласно методическим указаниям создается директория </w:t>
-      </w:r>
-      <w:r>
-        <w:rPr>
-          <w:sz w:val="28"/>
-          <w:szCs w:val="28"/>
-          <w:lang w:val="en-US"/>
-        </w:rPr>
-        <w:t>admin</w:t>
-      </w:r>
-      <w:r>
-        <w:rPr>
-          <w:sz w:val="28"/>
-          <w:szCs w:val="28"/>
-        </w:rPr>
-        <w:t>_</w:t>
-      </w:r>
-      <w:r>
-        <w:rPr>
-          <w:sz w:val="28"/>
-          <w:szCs w:val="28"/>
-          <w:lang w:val="en-US"/>
-        </w:rPr>
-        <w:t>learning</w:t>
-      </w:r>
-      <w:r>
-        <w:rPr>
-          <w:sz w:val="28"/>
-          <w:szCs w:val="28"/>
-        </w:rPr>
-        <w:t xml:space="preserve"> </w:t>
-      </w:r>
-      <w:r>
-        <w:rPr>
-          <w:sz w:val="28"/>
-          <w:szCs w:val="28"/>
-        </w:rPr>
         <w:t>и выполняется запуск сервера.</w:t>
       </w:r>
     </w:p>
@@ -6145,6 +6868,9 @@
         <w:jc w:val="center"/>
       </w:pPr>
       <w:r>
+        <w:rPr>
+          <w:noProof/>
+        </w:rPr>
         <w:drawing>
           <wp:inline distT="0" distB="0" distL="0" distR="0" wp14:anchorId="0B28DE2A" wp14:editId="39DFAC87">
             <wp:extent cx="5940425" cy="2279650"/>
@@ -6195,6 +6921,9 @@
         <w:jc w:val="center"/>
       </w:pPr>
       <w:r>
+        <w:rPr>
+          <w:noProof/>
+        </w:rPr>
         <w:lastRenderedPageBreak/>
         <w:drawing>
           <wp:inline distT="0" distB="0" distL="0" distR="0" wp14:anchorId="54EA8485" wp14:editId="43EAB51D">
@@ -6292,7 +7021,23 @@
           <w:sz w:val="28"/>
           <w:szCs w:val="28"/>
         </w:rPr>
-        <w:t>В файле settings.py настройте два параметра для базы данных. В переменной-словаре DATABASES есть ключ default, по которому содержится ещё один внутренний словарь с ключами ENGINE и NAME.</w:t>
+        <w:t xml:space="preserve">В файле settings.py настройте два параметра для базы данных. В переменной-словаре DATABASES есть ключ </w:t>
+      </w:r>
+      <w:proofErr w:type="spellStart"/>
+      <w:r>
+        <w:rPr>
+          <w:sz w:val="28"/>
+          <w:szCs w:val="28"/>
+        </w:rPr>
+        <w:t>default</w:t>
+      </w:r>
+      <w:proofErr w:type="spellEnd"/>
+      <w:r>
+        <w:rPr>
+          <w:sz w:val="28"/>
+          <w:szCs w:val="28"/>
+        </w:rPr>
+        <w:t>, по которому содержится ещё один внутренний словарь с ключами ENGINE и NAME.</w:t>
       </w:r>
     </w:p>
     <w:p>
@@ -6332,43 +7077,106 @@
           <w:szCs w:val="28"/>
           <w:lang w:val="en-US"/>
         </w:rPr>
-        <w:t>◦ ENGINE: 'django.db.backends.sqlite3'</w:t>
-      </w:r>
-    </w:p>
-    <w:p>
-      <w:pPr>
+        <w:t>◦ ENGINE: 'django.</w:t>
+      </w:r>
+      <w:proofErr w:type="gramStart"/>
+      <w:r>
         <w:rPr>
           <w:sz w:val="28"/>
           <w:szCs w:val="28"/>
           <w:lang w:val="en-US"/>
         </w:rPr>
-      </w:pPr>
+        <w:t>db.backends</w:t>
+      </w:r>
+      <w:proofErr w:type="gramEnd"/>
       <w:r>
         <w:rPr>
           <w:sz w:val="28"/>
           <w:szCs w:val="28"/>
           <w:lang w:val="en-US"/>
         </w:rPr>
-        <w:t>◦ NAME: 'db_admin_learning</w:t>
-      </w:r>
-    </w:p>
-    <w:p>
-      <w:pPr>
-        <w:rPr>
-          <w:sz w:val="28"/>
-          <w:szCs w:val="28"/>
-        </w:rPr>
-      </w:pPr>
-      <w:r>
-        <w:rPr>
-          <w:sz w:val="28"/>
-          <w:szCs w:val="28"/>
-        </w:rPr>
-        <w:t>Теперь для вашего проекта в качестве базы данных подключена sqlite3, а название новосозданной базы будет “db_admin_learning”</w:t>
-      </w:r>
-    </w:p>
-    <w:p>
-      <w:r>
+        <w:t>.sqlite3'</w:t>
+      </w:r>
+    </w:p>
+    <w:p>
+      <w:pPr>
+        <w:rPr>
+          <w:sz w:val="28"/>
+          <w:szCs w:val="28"/>
+          <w:lang w:val="en-US"/>
+        </w:rPr>
+      </w:pPr>
+      <w:r>
+        <w:rPr>
+          <w:sz w:val="28"/>
+          <w:szCs w:val="28"/>
+          <w:lang w:val="en-US"/>
+        </w:rPr>
+        <w:t>◦ NAME: '</w:t>
+      </w:r>
+      <w:proofErr w:type="spellStart"/>
+      <w:r>
+        <w:rPr>
+          <w:sz w:val="28"/>
+          <w:szCs w:val="28"/>
+          <w:lang w:val="en-US"/>
+        </w:rPr>
+        <w:t>db_admin_learning</w:t>
+      </w:r>
+      <w:proofErr w:type="spellEnd"/>
+    </w:p>
+    <w:p>
+      <w:pPr>
+        <w:rPr>
+          <w:sz w:val="28"/>
+          <w:szCs w:val="28"/>
+        </w:rPr>
+      </w:pPr>
+      <w:r>
+        <w:rPr>
+          <w:sz w:val="28"/>
+          <w:szCs w:val="28"/>
+        </w:rPr>
+        <w:t xml:space="preserve">Теперь для вашего проекта в качестве базы данных подключена sqlite3, а название </w:t>
+      </w:r>
+      <w:proofErr w:type="spellStart"/>
+      <w:r>
+        <w:rPr>
+          <w:sz w:val="28"/>
+          <w:szCs w:val="28"/>
+        </w:rPr>
+        <w:t>новосозданной</w:t>
+      </w:r>
+      <w:proofErr w:type="spellEnd"/>
+      <w:r>
+        <w:rPr>
+          <w:sz w:val="28"/>
+          <w:szCs w:val="28"/>
+        </w:rPr>
+        <w:t xml:space="preserve"> базы будет “</w:t>
+      </w:r>
+      <w:proofErr w:type="spellStart"/>
+      <w:r>
+        <w:rPr>
+          <w:sz w:val="28"/>
+          <w:szCs w:val="28"/>
+        </w:rPr>
+        <w:t>db_admin_learning</w:t>
+      </w:r>
+      <w:proofErr w:type="spellEnd"/>
+      <w:r>
+        <w:rPr>
+          <w:sz w:val="28"/>
+          <w:szCs w:val="28"/>
+        </w:rPr>
+        <w:t>”</w:t>
+      </w:r>
+    </w:p>
+    <w:p>
+      <w:r>
+        <w:rPr>
+          <w:noProof/>
+        </w:rPr>
         <w:drawing>
           <wp:inline distT="0" distB="0" distL="0" distR="0" wp14:anchorId="1E32E85D" wp14:editId="2208EE8F">
             <wp:extent cx="5940425" cy="1311275"/>
@@ -6477,6 +7285,7 @@
       </w:pPr>
       <w:r>
         <w:rPr>
+          <w:noProof/>
           <w:lang w:val="en-US"/>
         </w:rPr>
         <w:drawing>
@@ -6533,6 +7342,7 @@
       </w:pPr>
       <w:r>
         <w:rPr>
+          <w:noProof/>
           <w:lang w:val="en-US"/>
         </w:rPr>
         <w:drawing>
@@ -6585,6 +7395,9 @@
         <w:jc w:val="center"/>
       </w:pPr>
       <w:r>
+        <w:rPr>
+          <w:noProof/>
+        </w:rPr>
         <w:drawing>
           <wp:inline distT="0" distB="0" distL="0" distR="0" wp14:anchorId="488075EA" wp14:editId="033878BD">
             <wp:extent cx="3733800" cy="2922839"/>
@@ -6633,17 +7446,11 @@
     <w:p>
       <w:pPr>
         <w:jc w:val="center"/>
-        <w:rPr>
-          <w:lang w:val="en-US"/>
-        </w:rPr>
       </w:pPr>
     </w:p>
     <w:p>
       <w:pPr>
         <w:jc w:val="center"/>
-        <w:rPr>
-          <w:lang w:val="en-US"/>
-        </w:rPr>
       </w:pPr>
     </w:p>
     <w:p>
@@ -6698,6 +7505,7 @@
       </w:pPr>
       <w:r>
         <w:rPr>
+          <w:noProof/>
           <w:lang w:val="en-US"/>
         </w:rPr>
         <w:drawing>
@@ -6780,22 +7588,68 @@
           <w:lang w:val="en-US"/>
         </w:rPr>
       </w:pPr>
+      <w:proofErr w:type="spellStart"/>
       <w:r>
         <w:rPr>
           <w:sz w:val="28"/>
           <w:szCs w:val="28"/>
           <w:lang w:val="en-US"/>
         </w:rPr>
-        <w:t>пользователя с правами суперюзера;</w:t>
-      </w:r>
-    </w:p>
-    <w:p>
-      <w:pPr>
+        <w:t>пользователя</w:t>
+      </w:r>
+      <w:proofErr w:type="spellEnd"/>
+      <w:r>
         <w:rPr>
           <w:sz w:val="28"/>
           <w:szCs w:val="28"/>
           <w:lang w:val="en-US"/>
         </w:rPr>
+        <w:t xml:space="preserve"> с </w:t>
+      </w:r>
+      <w:proofErr w:type="spellStart"/>
+      <w:r>
+        <w:rPr>
+          <w:sz w:val="28"/>
+          <w:szCs w:val="28"/>
+          <w:lang w:val="en-US"/>
+        </w:rPr>
+        <w:t>правами</w:t>
+      </w:r>
+      <w:proofErr w:type="spellEnd"/>
+      <w:r>
+        <w:rPr>
+          <w:sz w:val="28"/>
+          <w:szCs w:val="28"/>
+          <w:lang w:val="en-US"/>
+        </w:rPr>
+        <w:t xml:space="preserve"> </w:t>
+      </w:r>
+      <w:proofErr w:type="spellStart"/>
+      <w:r>
+        <w:rPr>
+          <w:sz w:val="28"/>
+          <w:szCs w:val="28"/>
+          <w:lang w:val="en-US"/>
+        </w:rPr>
+        <w:t>суперюзера</w:t>
+      </w:r>
+      <w:proofErr w:type="spellEnd"/>
+      <w:r>
+        <w:rPr>
+          <w:sz w:val="28"/>
+          <w:szCs w:val="28"/>
+          <w:lang w:val="en-US"/>
+        </w:rPr>
+        <w:t>;</w:t>
+      </w:r>
+    </w:p>
+    <w:p>
+      <w:pPr>
+        <w:rPr>
+          <w:sz w:val="28"/>
+          <w:szCs w:val="28"/>
+          <w:lang w:val="en-US"/>
+        </w:rPr>
       </w:pPr>
     </w:p>
     <w:p>
@@ -6807,6 +7661,7 @@
       </w:pPr>
       <w:r>
         <w:rPr>
+          <w:noProof/>
           <w:lang w:val="en-US"/>
         </w:rPr>
         <w:drawing>
@@ -6859,6 +7714,9 @@
         <w:jc w:val="center"/>
       </w:pPr>
       <w:r>
+        <w:rPr>
+          <w:noProof/>
+        </w:rPr>
         <w:drawing>
           <wp:inline distT="0" distB="0" distL="0" distR="0" wp14:anchorId="116F193E" wp14:editId="6E282940">
             <wp:extent cx="5248275" cy="1688649"/>
@@ -6901,7 +7759,15 @@
         <w:jc w:val="center"/>
       </w:pPr>
       <w:r>
-        <w:t>Рис. 10 – Права суперюзера для пользователя</w:t>
+        <w:t xml:space="preserve">Рис. 10 – Права </w:t>
+      </w:r>
+      <w:proofErr w:type="spellStart"/>
+      <w:r>
+        <w:t>суперюзера</w:t>
+      </w:r>
+      <w:proofErr w:type="spellEnd"/>
+      <w:r>
+        <w:t xml:space="preserve"> для пользователя</w:t>
       </w:r>
     </w:p>
     <w:p>
@@ -6984,8 +7850,17 @@
           <w:sz w:val="28"/>
           <w:szCs w:val="28"/>
         </w:rPr>
-        <w:t>пользователя без прав суперюзера</w:t>
-      </w:r>
+        <w:t xml:space="preserve">пользователя без прав </w:t>
+      </w:r>
+      <w:proofErr w:type="spellStart"/>
+      <w:r>
+        <w:rPr>
+          <w:sz w:val="28"/>
+          <w:szCs w:val="28"/>
+        </w:rPr>
+        <w:t>суперюзера</w:t>
+      </w:r>
+      <w:proofErr w:type="spellEnd"/>
       <w:r>
         <w:rPr>
           <w:sz w:val="28"/>
@@ -7011,6 +7886,7 @@
       </w:pPr>
       <w:r>
         <w:rPr>
+          <w:noProof/>
           <w:lang w:val="en-US"/>
         </w:rPr>
         <w:drawing>
@@ -7055,8 +7931,13 @@
         <w:jc w:val="center"/>
       </w:pPr>
       <w:r>
-        <w:t>Рис. 11 – Создание второго пользователя без прав суперюзера</w:t>
-      </w:r>
+        <w:t xml:space="preserve">Рис. 11 – Создание второго пользователя без прав </w:t>
+      </w:r>
+      <w:proofErr w:type="spellStart"/>
+      <w:r>
+        <w:t>суперюзера</w:t>
+      </w:r>
+      <w:proofErr w:type="spellEnd"/>
     </w:p>
     <w:p>
       <w:pPr>
@@ -7082,7 +7963,23 @@
           <w:sz w:val="28"/>
           <w:szCs w:val="28"/>
         </w:rPr>
-        <w:t>ерез интерфейс административного приложения «забаньте» одного из</w:t>
+        <w:t>ерез интерфейс административного приложения «</w:t>
+      </w:r>
+      <w:proofErr w:type="spellStart"/>
+      <w:r>
+        <w:rPr>
+          <w:sz w:val="28"/>
+          <w:szCs w:val="28"/>
+        </w:rPr>
+        <w:t>забаньте</w:t>
+      </w:r>
+      <w:proofErr w:type="spellEnd"/>
+      <w:r>
+        <w:rPr>
+          <w:sz w:val="28"/>
+          <w:szCs w:val="28"/>
+        </w:rPr>
+        <w:t>» одного из</w:t>
       </w:r>
     </w:p>
     <w:p>
@@ -7120,6 +8017,9 @@
         <w:jc w:val="center"/>
       </w:pPr>
       <w:r>
+        <w:rPr>
+          <w:noProof/>
+        </w:rPr>
         <w:drawing>
           <wp:inline distT="0" distB="0" distL="0" distR="0" wp14:anchorId="15C37244" wp14:editId="0603517B">
             <wp:extent cx="5940425" cy="1303655"/>
@@ -7174,6 +8074,147 @@
         </w:rPr>
       </w:pPr>
     </w:p>
+    <w:p>
+      <w:pPr>
+        <w:rPr>
+          <w:sz w:val="28"/>
+          <w:szCs w:val="28"/>
+        </w:rPr>
+      </w:pPr>
+    </w:p>
+    <w:p>
+      <w:pPr>
+        <w:rPr>
+          <w:sz w:val="28"/>
+          <w:szCs w:val="28"/>
+        </w:rPr>
+      </w:pPr>
+    </w:p>
+    <w:p>
+      <w:pPr>
+        <w:rPr>
+          <w:sz w:val="28"/>
+          <w:szCs w:val="28"/>
+        </w:rPr>
+      </w:pPr>
+    </w:p>
+    <w:p>
+      <w:pPr>
+        <w:rPr>
+          <w:sz w:val="28"/>
+          <w:szCs w:val="28"/>
+        </w:rPr>
+      </w:pPr>
+    </w:p>
+    <w:p>
+      <w:pPr>
+        <w:rPr>
+          <w:sz w:val="28"/>
+          <w:szCs w:val="28"/>
+        </w:rPr>
+      </w:pPr>
+    </w:p>
+    <w:p>
+      <w:pPr>
+        <w:rPr>
+          <w:sz w:val="28"/>
+          <w:szCs w:val="28"/>
+        </w:rPr>
+      </w:pPr>
+    </w:p>
+    <w:p>
+      <w:pPr>
+        <w:rPr>
+          <w:sz w:val="28"/>
+          <w:szCs w:val="28"/>
+        </w:rPr>
+      </w:pPr>
+    </w:p>
+    <w:p>
+      <w:pPr>
+        <w:spacing w:line="360" w:lineRule="auto"/>
+        <w:rPr>
+          <w:b/>
+          <w:bCs/>
+          <w:iCs/>
+          <w:sz w:val="28"/>
+          <w:szCs w:val="28"/>
+        </w:rPr>
+      </w:pPr>
+      <w:r>
+        <w:rPr>
+          <w:b/>
+          <w:bCs/>
+          <w:iCs/>
+          <w:sz w:val="28"/>
+          <w:szCs w:val="28"/>
+        </w:rPr>
+        <w:lastRenderedPageBreak/>
+        <w:t>Вывод:</w:t>
+      </w:r>
+    </w:p>
+    <w:p>
+      <w:pPr>
+        <w:spacing w:line="360" w:lineRule="auto"/>
+        <w:rPr>
+          <w:iCs/>
+          <w:sz w:val="28"/>
+          <w:szCs w:val="28"/>
+        </w:rPr>
+      </w:pPr>
+      <w:r>
+        <w:rPr>
+          <w:iCs/>
+          <w:sz w:val="28"/>
+          <w:szCs w:val="28"/>
+        </w:rPr>
+        <w:t xml:space="preserve">В ходе лабораторной работы были изучены основы Python, выполнены простые программы helloworld.py и groupmates.py, установлен </w:t>
+      </w:r>
+      <w:proofErr w:type="spellStart"/>
+      <w:r>
+        <w:rPr>
+          <w:iCs/>
+          <w:sz w:val="28"/>
+          <w:szCs w:val="28"/>
+        </w:rPr>
+        <w:t>Django</w:t>
+      </w:r>
+      <w:proofErr w:type="spellEnd"/>
+      <w:r>
+        <w:rPr>
+          <w:iCs/>
+          <w:sz w:val="28"/>
+          <w:szCs w:val="28"/>
+        </w:rPr>
+        <w:t xml:space="preserve">, создан проект </w:t>
+      </w:r>
+      <w:proofErr w:type="spellStart"/>
+      <w:r>
+        <w:rPr>
+          <w:iCs/>
+          <w:sz w:val="28"/>
+          <w:szCs w:val="28"/>
+        </w:rPr>
+        <w:t>admin_learning</w:t>
+      </w:r>
+      <w:proofErr w:type="spellEnd"/>
+      <w:r>
+        <w:rPr>
+          <w:iCs/>
+          <w:sz w:val="28"/>
+          <w:szCs w:val="28"/>
+        </w:rPr>
+        <w:t xml:space="preserve">, запущен сервер разработки, выполнены миграции, создан суперпользователь и изучена административная панель. Также были созданы пользователи и выполнена деактивация одного из них. </w:t>
+      </w:r>
+    </w:p>
+    <w:p>
+      <w:pPr>
+        <w:rPr>
+          <w:sz w:val="28"/>
+          <w:szCs w:val="28"/>
+        </w:rPr>
+      </w:pPr>
+    </w:p>
     <w:sectPr>
       <w:pgSz w:w="11906" w:h="16838"/>
       <w:pgMar w:top="1134" w:right="850" w:bottom="1134" w:left="1701" w:header="708" w:footer="708" w:gutter="0"/>
@@ -7448,11 +8489,127 @@
       </w:rPr>
     </w:lvl>
   </w:abstractNum>
+  <w:abstractNum w:abstractNumId="2" w15:restartNumberingAfterBreak="0">
+    <w:nsid w:val="77D738DF"/>
+    <w:multiLevelType w:val="hybridMultilevel"/>
+    <w:tmpl w:val="23C21E18"/>
+    <w:lvl w:ilvl="0" w:tplc="04190011">
+      <w:start w:val="1"/>
+      <w:numFmt w:val="decimal"/>
+      <w:lvlText w:val="%1)"/>
+      <w:lvlJc w:val="left"/>
+      <w:pPr>
+        <w:ind w:left="360" w:hanging="360"/>
+      </w:pPr>
+    </w:lvl>
+    <w:lvl w:ilvl="1" w:tplc="04190019">
+      <w:start w:val="1"/>
+      <w:numFmt w:val="lowerLetter"/>
+      <w:lvlText w:val="%2."/>
+      <w:lvlJc w:val="left"/>
+      <w:pPr>
+        <w:ind w:left="1080" w:hanging="360"/>
+      </w:pPr>
+    </w:lvl>
+    <w:lvl w:ilvl="2" w:tplc="0419001B">
+      <w:start w:val="1"/>
+      <w:numFmt w:val="lowerRoman"/>
+      <w:lvlText w:val="%3."/>
+      <w:lvlJc w:val="right"/>
+      <w:pPr>
+        <w:ind w:left="1800" w:hanging="180"/>
+      </w:pPr>
+    </w:lvl>
+    <w:lvl w:ilvl="3" w:tplc="0419000F">
+      <w:start w:val="1"/>
+      <w:numFmt w:val="decimal"/>
+      <w:lvlText w:val="%4."/>
+      <w:lvlJc w:val="left"/>
+      <w:pPr>
+        <w:ind w:left="2520" w:hanging="360"/>
+      </w:pPr>
+    </w:lvl>
+    <w:lvl w:ilvl="4" w:tplc="04190019">
+      <w:start w:val="1"/>
+      <w:numFmt w:val="lowerLetter"/>
+      <w:lvlText w:val="%5."/>
+      <w:lvlJc w:val="left"/>
+      <w:pPr>
+        <w:ind w:left="3240" w:hanging="360"/>
+      </w:pPr>
+    </w:lvl>
+    <w:lvl w:ilvl="5" w:tplc="0419001B">
+      <w:start w:val="1"/>
+      <w:numFmt w:val="lowerRoman"/>
+      <w:lvlText w:val="%6."/>
+      <w:lvlJc w:val="right"/>
+      <w:pPr>
+        <w:ind w:left="3960" w:hanging="180"/>
+      </w:pPr>
+    </w:lvl>
+    <w:lvl w:ilvl="6" w:tplc="0419000F">
+      <w:start w:val="1"/>
+      <w:numFmt w:val="decimal"/>
+      <w:lvlText w:val="%7."/>
+      <w:lvlJc w:val="left"/>
+      <w:pPr>
+        <w:ind w:left="4680" w:hanging="360"/>
+      </w:pPr>
+    </w:lvl>
+    <w:lvl w:ilvl="7" w:tplc="04190019">
+      <w:start w:val="1"/>
+      <w:numFmt w:val="lowerLetter"/>
+      <w:lvlText w:val="%8."/>
+      <w:lvlJc w:val="left"/>
+      <w:pPr>
+        <w:ind w:left="5400" w:hanging="360"/>
+      </w:pPr>
+    </w:lvl>
+    <w:lvl w:ilvl="8" w:tplc="0419001B">
+      <w:start w:val="1"/>
+      <w:numFmt w:val="lowerRoman"/>
+      <w:lvlText w:val="%9."/>
+      <w:lvlJc w:val="right"/>
+      <w:pPr>
+        <w:ind w:left="6120" w:hanging="180"/>
+      </w:pPr>
+    </w:lvl>
+  </w:abstractNum>
   <w:num w:numId="1">
     <w:abstractNumId w:val="1"/>
   </w:num>
   <w:num w:numId="2">
     <w:abstractNumId w:val="0"/>
+  </w:num>
+  <w:num w:numId="3">
+    <w:abstractNumId w:val="2"/>
+    <w:lvlOverride w:ilvl="0">
+      <w:startOverride w:val="1"/>
+    </w:lvlOverride>
+    <w:lvlOverride w:ilvl="1">
+      <w:startOverride w:val="1"/>
+    </w:lvlOverride>
+    <w:lvlOverride w:ilvl="2">
+      <w:startOverride w:val="1"/>
+    </w:lvlOverride>
+    <w:lvlOverride w:ilvl="3">
+      <w:startOverride w:val="1"/>
+    </w:lvlOverride>
+    <w:lvlOverride w:ilvl="4">
+      <w:startOverride w:val="1"/>
+    </w:lvlOverride>
+    <w:lvlOverride w:ilvl="5">
+      <w:startOverride w:val="1"/>
+    </w:lvlOverride>
+    <w:lvlOverride w:ilvl="6">
+      <w:startOverride w:val="1"/>
+    </w:lvlOverride>
+    <w:lvlOverride w:ilvl="7">
+      <w:startOverride w:val="1"/>
+    </w:lvlOverride>
+    <w:lvlOverride w:ilvl="8">
+      <w:startOverride w:val="1"/>
+    </w:lvlOverride>
   </w:num>
 </w:numbering>
 </file>
@@ -7654,7 +8811,7 @@
     <w:lsdException w:name="Medium Shading 2 Accent 1" w:uiPriority="64"/>
     <w:lsdException w:name="Medium List 1 Accent 1" w:uiPriority="65"/>
     <w:lsdException w:name="Revision" w:semiHidden="1"/>
-    <w:lsdException w:name="List Paragraph" w:uiPriority="34" w:qFormat="1"/>
+    <w:lsdException w:name="List Paragraph" w:uiPriority="1" w:qFormat="1"/>
     <w:lsdException w:name="Quote" w:uiPriority="29" w:qFormat="1"/>
     <w:lsdException w:name="Intense Quote" w:uiPriority="30" w:qFormat="1"/>
     <w:lsdException w:name="Medium List 2 Accent 1" w:uiPriority="66"/>
@@ -7913,6 +9070,7 @@
   <w:style w:type="character" w:default="1" w:styleId="a0">
     <w:name w:val="Default Paragraph Font"/>
     <w:uiPriority w:val="1"/>
+    <w:semiHidden/>
     <w:unhideWhenUsed/>
   </w:style>
   <w:style w:type="table" w:default="1" w:styleId="a1">
@@ -8136,6 +9294,16 @@
       <w:sz w:val="20"/>
       <w:szCs w:val="20"/>
     </w:rPr>
+  </w:style>
+  <w:style w:type="paragraph" w:styleId="a6">
+    <w:name w:val="List Paragraph"/>
+    <w:basedOn w:val="a"/>
+    <w:uiPriority w:val="1"/>
+    <w:qFormat/>
+    <w:rsid w:val="0091153B"/>
+    <w:pPr>
+      <w:ind w:left="862" w:hanging="360"/>
+    </w:pPr>
   </w:style>
 </w:styles>
 </file>
